--- a/word-docs/lore for part three.docx
+++ b/word-docs/lore for part three.docx
@@ -45,26 +45,21 @@
         </w:rPr>
       </w:pPr>
       <w:r>
-        <w:t>a</w:t>
+        <w:t>Scrapped Ideas:</w:t>
       </w:r>
-      <w:r>
-        <w:t>.</w:t>
-      </w:r>
-      <w:r>
-        <w:t xml:space="preserve"> (including Daron firing a startled shot at him upon his </w:t>
-      </w:r>
-      <w:r>
-        <w:t>intrusion</w:t>
-      </w:r>
-      <w:r>
-        <w:t xml:space="preserve">). </w:t>
-      </w:r>
-      <w:r>
-        <w:t>I scrapped this because</w:t>
-      </w:r>
-      <w:r>
-        <w:t xml:space="preserve"> I wanted them to be outside to convey that John had found his way home before nightfall.</w:t>
-      </w:r>
+    </w:p>
+    <w:p>
+      <w:pPr>
+        <w:pStyle w:val="ListParagraph"/>
+        <w:numPr>
+          <w:ilvl w:val="0"/>
+          <w:numId w:val="1"/>
+        </w:numPr>
+        <w:rPr>
+          <w:b/>
+          <w:bCs/>
+        </w:rPr>
+      </w:pPr>
     </w:p>
     <w:p>
       <w:pPr>
@@ -82,767 +77,8 @@
       </w:r>
     </w:p>
     <w:p>
-      <w:pPr>
-        <w:pStyle w:val="ListParagraph"/>
-        <w:numPr>
-          <w:ilvl w:val="0"/>
-          <w:numId w:val="1"/>
-        </w:numPr>
-      </w:pPr>
       <w:r>
-        <w:t xml:space="preserve">The </w:t>
-      </w:r>
-      <w:r>
-        <w:t>reverse shotgun trap</w:t>
-      </w:r>
-      <w:r>
-        <w:t xml:space="preserve"> </w:t>
-      </w:r>
-      <w:r>
-        <w:t xml:space="preserve">that </w:t>
-      </w:r>
-      <w:r>
-        <w:t xml:space="preserve">blows out </w:t>
-      </w:r>
-      <w:r>
-        <w:t xml:space="preserve">the </w:t>
-      </w:r>
-      <w:r>
-        <w:t>right half of Shavo’s face</w:t>
-      </w:r>
-      <w:r>
-        <w:t xml:space="preserve"> </w:t>
-      </w:r>
-      <w:r>
-        <w:t xml:space="preserve">was </w:t>
-      </w:r>
-      <w:r>
-        <w:t>directly inspired by</w:t>
-      </w:r>
-      <w:r>
-        <w:t xml:space="preserve"> </w:t>
-      </w:r>
-      <w:r>
-        <w:rPr>
-          <w:b/>
-          <w:bCs/>
-        </w:rPr>
-        <w:t>Jigsaw (2017)</w:t>
-      </w:r>
-      <w:r>
-        <w:rPr>
-          <w:b/>
-          <w:bCs/>
-        </w:rPr>
-        <w:t xml:space="preserve">, </w:t>
-      </w:r>
-      <w:r>
-        <w:t>and the</w:t>
-      </w:r>
-      <w:r>
-        <w:t xml:space="preserve"> </w:t>
-      </w:r>
-      <w:r>
-        <w:t xml:space="preserve">original </w:t>
-      </w:r>
-      <w:r>
-        <w:t>mental image of his</w:t>
-      </w:r>
-      <w:r>
-        <w:t xml:space="preserve"> death</w:t>
-      </w:r>
-      <w:r>
-        <w:t xml:space="preserve"> </w:t>
-      </w:r>
-      <w:r>
-        <w:t xml:space="preserve">was the </w:t>
-      </w:r>
-      <w:r>
-        <w:t xml:space="preserve">sniper scope scene from </w:t>
-      </w:r>
-      <w:r>
-        <w:rPr>
-          <w:b/>
-          <w:bCs/>
-        </w:rPr>
-        <w:t>Saving Private Ryan.</w:t>
-      </w:r>
-    </w:p>
-    <w:p>
-      <w:pPr>
-        <w:pStyle w:val="ListParagraph"/>
-        <w:numPr>
-          <w:ilvl w:val="0"/>
-          <w:numId w:val="1"/>
-        </w:numPr>
-        <w:rPr>
-          <w:b/>
-          <w:bCs/>
-        </w:rPr>
-      </w:pPr>
-      <w:r>
-        <w:t xml:space="preserve">John’s outfit is a direct reference to The Deer Hunter, despite him being the only character not to wield a </w:t>
-      </w:r>
-      <w:r>
-        <w:t>gun in</w:t>
-      </w:r>
-      <w:r>
-        <w:t xml:space="preserve"> this chapter! Huh.</w:t>
-      </w:r>
-    </w:p>
-    <w:p>
-      <w:pPr>
-        <w:pStyle w:val="ListParagraph"/>
-        <w:numPr>
-          <w:ilvl w:val="0"/>
-          <w:numId w:val="1"/>
-        </w:numPr>
-        <w:rPr>
-          <w:b/>
-          <w:bCs/>
-        </w:rPr>
-      </w:pPr>
-      <w:r>
-        <w:t xml:space="preserve">I really wanted Daron to be trigger-happy and hold guns whenever he could, as a reference to </w:t>
-      </w:r>
-      <w:r>
-        <w:rPr>
-          <w:b/>
-          <w:bCs/>
-        </w:rPr>
-        <w:t>Shotgun.</w:t>
-      </w:r>
-    </w:p>
-    <w:p>
-      <w:pPr>
-        <w:pStyle w:val="ListParagraph"/>
-        <w:numPr>
-          <w:ilvl w:val="0"/>
-          <w:numId w:val="1"/>
-        </w:numPr>
-        <w:rPr>
-          <w:b/>
-          <w:bCs/>
-        </w:rPr>
-      </w:pPr>
-      <w:r>
-        <w:t>Serj has freckles in this chapter and Daron’s little dot on his nose has now moved to the correct side.</w:t>
-      </w:r>
-    </w:p>
-    <w:p>
-      <w:pPr>
-        <w:pStyle w:val="ListParagraph"/>
-        <w:numPr>
-          <w:ilvl w:val="0"/>
-          <w:numId w:val="1"/>
-        </w:numPr>
-        <w:rPr>
-          <w:b/>
-          <w:bCs/>
-        </w:rPr>
-      </w:pPr>
-      <w:r>
-        <w:rPr>
-          <w:b/>
-          <w:bCs/>
-        </w:rPr>
-        <w:t>Amusing assortment of reference images: shotgun, revolver, cooler</w:t>
-      </w:r>
-      <w:r>
-        <w:rPr>
-          <w:b/>
-          <w:bCs/>
-        </w:rPr>
-        <w:t>,</w:t>
-      </w:r>
-      <w:r>
-        <w:rPr>
-          <w:b/>
-          <w:bCs/>
-        </w:rPr>
-        <w:t xml:space="preserve"> Gatorade, shovel, toe tags, and vials.</w:t>
-      </w:r>
-    </w:p>
-    <w:p>
-      <w:pPr>
-        <w:pStyle w:val="ListParagraph"/>
-        <w:numPr>
-          <w:ilvl w:val="0"/>
-          <w:numId w:val="1"/>
-        </w:numPr>
-        <w:rPr>
-          <w:b/>
-          <w:bCs/>
-        </w:rPr>
-      </w:pPr>
-      <w:r>
-        <w:t>The pink color of the antidote was directly inspired by the potions in The Emperor’s new Groove!</w:t>
-      </w:r>
-    </w:p>
-    <w:p>
-      <w:pPr>
-        <w:pStyle w:val="ListParagraph"/>
-        <w:numPr>
-          <w:ilvl w:val="0"/>
-          <w:numId w:val="1"/>
-        </w:numPr>
-        <w:rPr>
-          <w:b/>
-          <w:bCs/>
-        </w:rPr>
-      </w:pPr>
-      <w:r>
-        <w:t>Serj</w:t>
-      </w:r>
-      <w:r>
-        <w:t xml:space="preserve"> is inexperienced with guns in this story</w:t>
-      </w:r>
-      <w:r>
-        <w:t xml:space="preserve">, so </w:t>
-      </w:r>
-      <w:r>
-        <w:t xml:space="preserve">I </w:t>
-      </w:r>
-      <w:r>
-        <w:t>looked up</w:t>
-      </w:r>
-      <w:r>
-        <w:t xml:space="preserve"> gun fail compilations and picked one that would be </w:t>
-      </w:r>
-      <w:r>
-        <w:t>easy</w:t>
-      </w:r>
-      <w:r>
-        <w:t xml:space="preserve"> to convey and somewhat </w:t>
-      </w:r>
-      <w:r>
-        <w:t>convincing</w:t>
-      </w:r>
-      <w:r>
-        <w:t xml:space="preserve"> for </w:t>
-      </w:r>
-      <w:r>
-        <w:t xml:space="preserve">his </w:t>
-      </w:r>
-      <w:r>
-        <w:t xml:space="preserve">situation. </w:t>
-      </w:r>
-      <w:r>
-        <w:t>It’s hilarious.</w:t>
-      </w:r>
-      <w:r>
-        <w:t xml:space="preserve"> I</w:t>
-      </w:r>
-      <w:r>
-        <w:t xml:space="preserve"> had to mirror </w:t>
-      </w:r>
-      <w:r>
-        <w:t>screenshots of the video</w:t>
-      </w:r>
-      <w:r>
-        <w:t xml:space="preserve"> since the </w:t>
-      </w:r>
-      <w:r>
-        <w:t>person</w:t>
-      </w:r>
-      <w:r>
-        <w:t xml:space="preserve"> in the video </w:t>
-      </w:r>
-      <w:r>
-        <w:t>was left</w:t>
-      </w:r>
-      <w:r>
-        <w:t>-</w:t>
-      </w:r>
-      <w:r>
-        <w:t>handed.</w:t>
-      </w:r>
-      <w:r>
-        <w:t xml:space="preserve"> </w:t>
-      </w:r>
-      <w:r>
-        <w:rPr>
-          <w:b/>
-          <w:bCs/>
-          <w:highlight w:val="yellow"/>
-        </w:rPr>
-        <w:t>LINK VIDEO</w:t>
-      </w:r>
-    </w:p>
-    <w:p>
-      <w:pPr>
-        <w:pStyle w:val="ListParagraph"/>
-        <w:numPr>
-          <w:ilvl w:val="0"/>
-          <w:numId w:val="1"/>
-        </w:numPr>
-        <w:rPr>
-          <w:b/>
-          <w:bCs/>
-        </w:rPr>
-      </w:pPr>
-      <w:r>
-        <w:t xml:space="preserve">I drew this </w:t>
-      </w:r>
-      <w:r>
-        <w:t xml:space="preserve">most of this </w:t>
-      </w:r>
-      <w:r>
-        <w:t xml:space="preserve">comic </w:t>
-      </w:r>
-      <w:r>
-        <w:rPr>
-          <w:b/>
-          <w:bCs/>
-        </w:rPr>
-        <w:t xml:space="preserve">to </w:t>
-      </w:r>
-      <w:r>
-        <w:rPr>
-          <w:b/>
-          <w:bCs/>
-        </w:rPr>
-        <w:t>TOOL</w:t>
-      </w:r>
-      <w:r>
-        <w:rPr>
-          <w:b/>
-          <w:bCs/>
-        </w:rPr>
-        <w:t xml:space="preserve"> </w:t>
-      </w:r>
-      <w:r>
-        <w:rPr>
-          <w:b/>
-          <w:bCs/>
-        </w:rPr>
-        <w:t xml:space="preserve">(95%) </w:t>
-      </w:r>
-      <w:r>
-        <w:rPr>
-          <w:b/>
-          <w:bCs/>
-        </w:rPr>
-        <w:t>and</w:t>
-      </w:r>
-      <w:r>
-        <w:rPr>
-          <w:b/>
-          <w:bCs/>
-        </w:rPr>
-        <w:t xml:space="preserve"> </w:t>
-      </w:r>
-      <w:r>
-        <w:rPr>
-          <w:b/>
-          <w:bCs/>
-        </w:rPr>
-        <w:t>Aci</w:t>
-      </w:r>
-      <w:r>
-        <w:rPr>
-          <w:b/>
-          <w:bCs/>
-        </w:rPr>
-        <w:t xml:space="preserve">d </w:t>
-      </w:r>
-      <w:r>
-        <w:rPr>
-          <w:b/>
-          <w:bCs/>
-        </w:rPr>
-        <w:t>B</w:t>
-      </w:r>
-      <w:r>
-        <w:rPr>
-          <w:b/>
-          <w:bCs/>
-        </w:rPr>
-        <w:t>ath</w:t>
-      </w:r>
-      <w:r>
-        <w:rPr>
-          <w:b/>
-          <w:bCs/>
-        </w:rPr>
-        <w:t xml:space="preserve"> (5%)</w:t>
-      </w:r>
-      <w:r>
-        <w:rPr>
-          <w:b/>
-          <w:bCs/>
-        </w:rPr>
-        <w:t xml:space="preserve">. </w:t>
-      </w:r>
-    </w:p>
-    <w:p>
-      <w:pPr>
-        <w:pStyle w:val="ListParagraph"/>
-        <w:numPr>
-          <w:ilvl w:val="0"/>
-          <w:numId w:val="1"/>
-        </w:numPr>
-        <w:rPr>
-          <w:b/>
-          <w:bCs/>
-        </w:rPr>
-      </w:pPr>
-      <w:r>
-        <w:t xml:space="preserve">A major </w:t>
-      </w:r>
-      <w:r>
-        <w:t>motif</w:t>
-      </w:r>
-      <w:r>
-        <w:t xml:space="preserve"> song for </w:t>
-      </w:r>
-      <w:r>
-        <w:t>Shotgun</w:t>
-      </w:r>
-      <w:r>
-        <w:t xml:space="preserve"> was </w:t>
-      </w:r>
-      <w:r>
-        <w:rPr>
-          <w:b/>
-          <w:bCs/>
-        </w:rPr>
-        <w:t>Culling Voices</w:t>
-      </w:r>
-      <w:r>
-        <w:t xml:space="preserve"> by TOOL. </w:t>
-      </w:r>
-      <w:r>
-        <w:t xml:space="preserve">Angsty, bleak, sad, </w:t>
-      </w:r>
-      <w:r>
-        <w:t xml:space="preserve">vulnerable, </w:t>
-      </w:r>
-      <w:r>
-        <w:t xml:space="preserve">and </w:t>
-      </w:r>
-      <w:r>
-        <w:t xml:space="preserve">pretty. </w:t>
-      </w:r>
-      <w:r>
-        <w:t xml:space="preserve">The lyric </w:t>
-      </w:r>
-      <w:r>
-        <w:t>“</w:t>
-      </w:r>
-      <w:r>
-        <w:t>D</w:t>
-      </w:r>
-      <w:r>
-        <w:t xml:space="preserve">on’t you dare point that at me” </w:t>
-      </w:r>
-      <w:r>
-        <w:t>refers</w:t>
-      </w:r>
-      <w:r>
-        <w:t xml:space="preserve"> to guns</w:t>
-      </w:r>
-      <w:r>
-        <w:t xml:space="preserve"> in this context</w:t>
-      </w:r>
-      <w:r>
-        <w:t>.</w:t>
-      </w:r>
-      <w:r>
-        <w:t xml:space="preserve"> </w:t>
-      </w:r>
-    </w:p>
-    <w:p>
-      <w:pPr>
-        <w:pStyle w:val="ListParagraph"/>
-        <w:numPr>
-          <w:ilvl w:val="0"/>
-          <w:numId w:val="1"/>
-        </w:numPr>
-      </w:pPr>
-      <w:r>
-        <w:t>I predicted this would take 60 pages, but it only took 51. Drawing took 6 days.</w:t>
-      </w:r>
-    </w:p>
-    <w:p>
-      <w:pPr>
-        <w:pStyle w:val="ListParagraph"/>
-        <w:numPr>
-          <w:ilvl w:val="0"/>
-          <w:numId w:val="1"/>
-        </w:numPr>
-        <w:rPr>
-          <w:b/>
-          <w:bCs/>
-        </w:rPr>
-      </w:pPr>
-      <w:r>
-        <w:t>This time round, I did a great job taking small breaks to prevent burnout and completed inking in a surprisingly short time (4-5 days).</w:t>
-      </w:r>
-    </w:p>
-    <w:p>
-      <w:pPr>
-        <w:pStyle w:val="ListParagraph"/>
-        <w:numPr>
-          <w:ilvl w:val="0"/>
-          <w:numId w:val="1"/>
-        </w:numPr>
-        <w:rPr>
-          <w:b/>
-          <w:bCs/>
-        </w:rPr>
-      </w:pPr>
-      <w:r>
-        <w:t>During the fourth day</w:t>
-      </w:r>
-      <w:r>
-        <w:t xml:space="preserve"> of drawin</w:t>
-      </w:r>
-      <w:r>
-        <w:t>g</w:t>
-      </w:r>
-      <w:r>
-        <w:t xml:space="preserve">, I developed a stomachache so bad I had to </w:t>
-      </w:r>
-      <w:r>
-        <w:t xml:space="preserve">stop drawing after four pages. </w:t>
-      </w:r>
-      <w:r>
-        <w:t xml:space="preserve">The silver lining is that it </w:t>
-      </w:r>
-      <w:r>
-        <w:t xml:space="preserve">inspired some </w:t>
-      </w:r>
-      <w:r>
-        <w:t xml:space="preserve">poses for </w:t>
-      </w:r>
-      <w:r>
-        <w:t>J</w:t>
-      </w:r>
-      <w:r>
-        <w:t>ohn o</w:t>
-      </w:r>
-      <w:r>
-        <w:t xml:space="preserve">n his side. </w:t>
-      </w:r>
-      <w:r>
-        <w:t xml:space="preserve">I </w:t>
-      </w:r>
-      <w:r>
-        <w:t xml:space="preserve">also </w:t>
-      </w:r>
-      <w:r>
-        <w:t>got pink eye the following day</w:t>
-      </w:r>
-      <w:r>
-        <w:t xml:space="preserve"> </w:t>
-      </w:r>
-      <w:r>
-        <w:t xml:space="preserve">and drew for as long as </w:t>
-      </w:r>
-      <w:r>
-        <w:t>I could stand it</w:t>
-      </w:r>
-      <w:r>
-        <w:t xml:space="preserve">, </w:t>
-      </w:r>
-      <w:r>
-        <w:t>but inevitably</w:t>
-      </w:r>
-      <w:r>
-        <w:t xml:space="preserve"> had to take a few days to recover from that</w:t>
-      </w:r>
-      <w:r>
-        <w:t xml:space="preserve"> after</w:t>
-      </w:r>
-      <w:r>
-        <w:t xml:space="preserve">. </w:t>
-      </w:r>
-    </w:p>
-    <w:p>
-      <w:pPr>
-        <w:pStyle w:val="ListParagraph"/>
-        <w:numPr>
-          <w:ilvl w:val="0"/>
-          <w:numId w:val="1"/>
-        </w:numPr>
-        <w:rPr>
-          <w:b/>
-          <w:bCs/>
-        </w:rPr>
-      </w:pPr>
-      <w:r>
-        <w:t>The</w:t>
-      </w:r>
-      <w:r>
-        <w:t xml:space="preserve"> </w:t>
-      </w:r>
-      <w:r>
-        <w:t>number</w:t>
-      </w:r>
-      <w:r>
-        <w:t xml:space="preserve"> </w:t>
-      </w:r>
-      <w:r>
-        <w:t xml:space="preserve">for the other </w:t>
-      </w:r>
-      <w:r>
-        <w:t xml:space="preserve">pill </w:t>
-      </w:r>
-      <w:r>
-        <w:t xml:space="preserve">was </w:t>
-      </w:r>
-      <w:r>
-        <w:t>provided</w:t>
-      </w:r>
-      <w:r>
-        <w:t xml:space="preserve"> by </w:t>
-      </w:r>
-      <w:r>
-        <w:rPr>
-          <w:b/>
-          <w:bCs/>
-        </w:rPr>
-        <w:t>@aresomedoodles.</w:t>
-      </w:r>
-      <w:r>
-        <w:t xml:space="preserve"> </w:t>
-      </w:r>
-      <w:r>
-        <w:t xml:space="preserve">Other </w:t>
-      </w:r>
-      <w:r>
-        <w:t>suggestions from</w:t>
-      </w:r>
-      <w:r>
-        <w:t xml:space="preserve"> </w:t>
-      </w:r>
-      <w:r>
-        <w:t>included</w:t>
-      </w:r>
-      <w:r>
-        <w:t xml:space="preserve"> </w:t>
-      </w:r>
-      <w:r>
-        <w:t>74, 60, 23, 17, 34, 50</w:t>
-      </w:r>
-      <w:r>
-        <w:t>,</w:t>
-      </w:r>
-      <w:r>
-        <w:t xml:space="preserve"> </w:t>
-      </w:r>
-      <w:r>
-        <w:t>and 5. I</w:t>
-      </w:r>
-      <w:r>
-        <w:t xml:space="preserve"> </w:t>
-      </w:r>
-      <w:r>
-        <w:t>really drawn to having a 5 somewhere.</w:t>
-      </w:r>
-      <w:r>
-        <w:t xml:space="preserve"> My original vote was for either 64, 50 or 5</w:t>
-      </w:r>
-      <w:r>
-        <w:t>, b</w:t>
-      </w:r>
-      <w:r>
-        <w:t>ut 15 just kinda stuck while I was brainstorming</w:t>
-      </w:r>
-      <w:r>
-        <w:t xml:space="preserve"> </w:t>
-      </w:r>
-      <w:r>
-        <w:t>the dialogue.</w:t>
-      </w:r>
-    </w:p>
-    <w:p/>
-    <w:p>
-      <w:r>
-        <w:lastRenderedPageBreak/>
-        <w:t xml:space="preserve">A poison trap creates </w:t>
-      </w:r>
-      <w:r>
-        <w:t>the</w:t>
-      </w:r>
-      <w:r>
-        <w:t xml:space="preserve"> </w:t>
-      </w:r>
-      <w:r>
-        <w:t>immediate</w:t>
-      </w:r>
-      <w:r>
-        <w:t xml:space="preserve"> urgency to find an antidote. </w:t>
-      </w:r>
-      <w:r>
-        <w:t>All that is provided are</w:t>
-      </w:r>
-      <w:r>
-        <w:t xml:space="preserve"> two </w:t>
-      </w:r>
-      <w:r>
-        <w:t>shot</w:t>
-      </w:r>
-      <w:r>
-        <w:t xml:space="preserve">guns </w:t>
-      </w:r>
-      <w:r>
-        <w:t>with</w:t>
-      </w:r>
-      <w:r>
-        <w:t xml:space="preserve"> some</w:t>
-      </w:r>
-      <w:r>
-        <w:t xml:space="preserve"> </w:t>
-      </w:r>
-      <w:r>
-        <w:t xml:space="preserve">simple yet </w:t>
-      </w:r>
-      <w:r>
-        <w:t>cryptic instructions</w:t>
-      </w:r>
-      <w:r>
-        <w:t xml:space="preserve">. </w:t>
-      </w:r>
-      <w:r>
-        <w:t xml:space="preserve">The backwards </w:t>
-      </w:r>
-      <w:r>
-        <w:t xml:space="preserve">22 </w:t>
-      </w:r>
-      <w:r>
-        <w:t>gu</w:t>
-      </w:r>
-      <w:r>
-        <w:t xml:space="preserve">n will fire backwards. The </w:t>
-      </w:r>
-      <w:r>
-        <w:t xml:space="preserve">regular </w:t>
-      </w:r>
-      <w:r>
-        <w:t>22</w:t>
-      </w:r>
-      <w:r>
-        <w:t xml:space="preserve"> </w:t>
-      </w:r>
-      <w:r>
-        <w:t xml:space="preserve">gun </w:t>
-      </w:r>
-      <w:r>
-        <w:t>will fire</w:t>
-      </w:r>
-      <w:r>
-        <w:t xml:space="preserve"> forward</w:t>
-      </w:r>
-      <w:r>
-        <w:t>s</w:t>
-      </w:r>
-      <w:r>
-        <w:t xml:space="preserve"> and release the antidote. </w:t>
-      </w:r>
-      <w:r>
-        <w:t>It really is quite that simple.</w:t>
+        <w:t>tbc</w:t>
       </w:r>
     </w:p>
     <w:sectPr>
